--- a/samples/documents/04-周四-认证模块联调会议.docx
+++ b/samples/documents/04-周四-认证模块联调会议.docx
@@ -56,7 +56,7 @@
           <w:sz w:val="22"/>
           <w:szCs w:val="22"/>
         </w:rPr>
-        <w:t xml:space="preserve">张三、李四、王五、赵六</w:t>
+        <w:t xml:space="preserve">陈强、刘伟、赵丽、杨飞</w:t>
       </w:r>
     </w:p>
     <w:p>
@@ -77,7 +77,7 @@
           <w:sz w:val="22"/>
           <w:szCs w:val="22"/>
         </w:rPr>
-        <w:t xml:space="preserve">张三</w:t>
+        <w:t xml:space="preserve">陈强</w:t>
       </w:r>
     </w:p>
     <w:p>
@@ -355,31 +355,31 @@
           <w:sz w:val="22"/>
           <w:szCs w:val="22"/>
         </w:rPr>
-        <w:t xml:space="preserve">- 张三：修复 BUG-215（Token 刷新竞态）</w:t>
-      </w:r>
-    </w:p>
-    <w:p>
-      <w:pPr>
-        <w:spacing w:after="80"/>
-      </w:pPr>
-      <w:r>
-        <w:rPr>
-          <w:sz w:val="22"/>
-          <w:szCs w:val="22"/>
-        </w:rPr>
-        <w:t xml:space="preserve">- 李四：修复 BUG-216（GitHub OAuth 超时）</w:t>
-      </w:r>
-    </w:p>
-    <w:p>
-      <w:pPr>
-        <w:spacing w:after="80"/>
-      </w:pPr>
-      <w:r>
-        <w:rPr>
-          <w:sz w:val="22"/>
-          <w:szCs w:val="22"/>
-        </w:rPr>
-        <w:t xml:space="preserve">- 赵六：完成 E2E 测试</w:t>
+        <w:t xml:space="preserve">- 陈强：修复 BUG-215（Token 刷新竞态）</w:t>
+      </w:r>
+    </w:p>
+    <w:p>
+      <w:pPr>
+        <w:spacing w:after="80"/>
+      </w:pPr>
+      <w:r>
+        <w:rPr>
+          <w:sz w:val="22"/>
+          <w:szCs w:val="22"/>
+        </w:rPr>
+        <w:t xml:space="preserve">- 刘伟：修复 BUG-216（GitHub OAuth 超时）</w:t>
+      </w:r>
+    </w:p>
+    <w:p>
+      <w:pPr>
+        <w:spacing w:after="80"/>
+      </w:pPr>
+      <w:r>
+        <w:rPr>
+          <w:sz w:val="22"/>
+          <w:szCs w:val="22"/>
+        </w:rPr>
+        <w:t xml:space="preserve">- 杨飞：完成 E2E 测试</w:t>
       </w:r>
     </w:p>
     <w:sectPr>

--- a/samples/documents/04-周四-认证模块联调会议.docx
+++ b/samples/documents/04-周四-认证模块联调会议.docx
@@ -35,7 +35,7 @@
           <w:sz w:val="22"/>
           <w:szCs w:val="22"/>
         </w:rPr>
-        <w:t xml:space="preserve">2026-06-19（周四）14:00-16:00</w:t>
+        <w:t xml:space="preserve">2026-06-19（周四）15:00-16:30</w:t>
       </w:r>
     </w:p>
     <w:p>
@@ -56,7 +56,7 @@
           <w:sz w:val="22"/>
           <w:szCs w:val="22"/>
         </w:rPr>
-        <w:t xml:space="preserve">陈强、刘伟、赵丽、杨飞</w:t>
+        <w:t xml:space="preserve">陈强、刘伟、王超、赵丽、杨飞</w:t>
       </w:r>
     </w:p>
     <w:p>
@@ -97,43 +97,19 @@
           <w:sz w:val="26"/>
           <w:szCs w:val="26"/>
         </w:rPr>
-        <w:t xml:space="preserve">成功项 ✅</w:t>
-      </w:r>
-    </w:p>
-    <w:p>
-      <w:pPr>
-        <w:spacing w:after="80"/>
-      </w:pPr>
-      <w:r>
-        <w:rPr>
-          <w:sz w:val="22"/>
-          <w:szCs w:val="22"/>
-        </w:rPr>
-        <w:t xml:space="preserve">1. Microsoft OAuth2 登录流程 — 联调通过</w:t>
-      </w:r>
-    </w:p>
-    <w:p>
-      <w:pPr>
-        <w:spacing w:after="80"/>
-      </w:pPr>
-      <w:r>
-        <w:rPr>
-          <w:sz w:val="22"/>
-          <w:szCs w:val="22"/>
-        </w:rPr>
-        <w:t xml:space="preserve">   - 用户点击「使用 Microsoft 登录」 → 跳转 Microsoft 授权页 → 回调获取 Token → 登录成功</w:t>
-      </w:r>
-    </w:p>
-    <w:p>
-      <w:pPr>
-        <w:spacing w:after="80"/>
-      </w:pPr>
-      <w:r>
-        <w:rPr>
-          <w:sz w:val="22"/>
-          <w:szCs w:val="22"/>
-        </w:rPr>
-        <w:t xml:space="preserve">   - Token 自动刷新正常工作</w:t>
+        <w:t xml:space="preserve">联调结果</w:t>
+      </w:r>
+    </w:p>
+    <w:p>
+      <w:pPr>
+        <w:spacing w:after="80"/>
+      </w:pPr>
+      <w:r>
+        <w:rPr>
+          <w:sz w:val="22"/>
+          <w:szCs w:val="22"/>
+        </w:rPr>
+        <w:t xml:space="preserve">陈强主持联调会议，汇总各模块联调结果：</w:t>
       </w:r>
     </w:p>
     <w:p>
@@ -157,31 +133,55 @@
           <w:sz w:val="22"/>
           <w:szCs w:val="22"/>
         </w:rPr>
-        <w:t xml:space="preserve">2. JWT Token 管理 — 联调通过</w:t>
-      </w:r>
-    </w:p>
-    <w:p>
-      <w:pPr>
-        <w:spacing w:after="80"/>
-      </w:pPr>
-      <w:r>
-        <w:rPr>
-          <w:sz w:val="22"/>
-          <w:szCs w:val="22"/>
-        </w:rPr>
-        <w:t xml:space="preserve">   - Access Token 1 小时过期后自动刷新</w:t>
-      </w:r>
-    </w:p>
-    <w:p>
-      <w:pPr>
-        <w:spacing w:after="80"/>
-      </w:pPr>
-      <w:r>
-        <w:rPr>
-          <w:sz w:val="22"/>
-          <w:szCs w:val="22"/>
-        </w:rPr>
-        <w:t xml:space="preserve">   - Refresh Token 过期后引导用户重新登录</w:t>
+        <w:t xml:space="preserve">Microsoft OAuth2 联调（王超负责）：</w:t>
+      </w:r>
+    </w:p>
+    <w:p>
+      <w:pPr>
+        <w:spacing w:after="80"/>
+      </w:pPr>
+      <w:r>
+        <w:rPr>
+          <w:sz w:val="22"/>
+          <w:szCs w:val="22"/>
+        </w:rPr>
+        <w:t xml:space="preserve">- ✅ Azure AD 配置完成，redirect_uri 精确匹配</w:t>
+      </w:r>
+    </w:p>
+    <w:p>
+      <w:pPr>
+        <w:spacing w:after="80"/>
+      </w:pPr>
+      <w:r>
+        <w:rPr>
+          <w:sz w:val="22"/>
+          <w:szCs w:val="22"/>
+        </w:rPr>
+        <w:t xml:space="preserve">- ✅ Authorization Code 换取 Access Token 成功</w:t>
+      </w:r>
+    </w:p>
+    <w:p>
+      <w:pPr>
+        <w:spacing w:after="80"/>
+      </w:pPr>
+      <w:r>
+        <w:rPr>
+          <w:sz w:val="22"/>
+          <w:szCs w:val="22"/>
+        </w:rPr>
+        <w:t xml:space="preserve">- ✅ 用户信息获取（displayName、mail、id）</w:t>
+      </w:r>
+    </w:p>
+    <w:p>
+      <w:pPr>
+        <w:spacing w:after="80"/>
+      </w:pPr>
+      <w:r>
+        <w:rPr>
+          <w:sz w:val="22"/>
+          <w:szCs w:val="22"/>
+        </w:rPr>
+        <w:t xml:space="preserve">- ⚠️ 问题：Azure AD 的 nonce 参数必须传递，否则 token 验证失败</w:t>
       </w:r>
     </w:p>
     <w:p>
@@ -205,31 +205,127 @@
           <w:sz w:val="22"/>
           <w:szCs w:val="22"/>
         </w:rPr>
-        <w:t xml:space="preserve">3. 知识源连接 — 联调通过</w:t>
-      </w:r>
-    </w:p>
-    <w:p>
-      <w:pPr>
-        <w:spacing w:after="80"/>
-      </w:pPr>
-      <w:r>
-        <w:rPr>
-          <w:sz w:val="22"/>
-          <w:szCs w:val="22"/>
-        </w:rPr>
-        <w:t xml:space="preserve">   - 登录后自动连接 OneDrive</w:t>
-      </w:r>
-    </w:p>
-    <w:p>
-      <w:pPr>
-        <w:spacing w:after="80"/>
-      </w:pPr>
-      <w:r>
-        <w:rPr>
-          <w:sz w:val="22"/>
-          <w:szCs w:val="22"/>
-        </w:rPr>
-        <w:t xml:space="preserve">   - 可手动连接 GitHub</w:t>
+        <w:t xml:space="preserve">GitHub OAuth 联调（刘伟负责）：</w:t>
+      </w:r>
+    </w:p>
+    <w:p>
+      <w:pPr>
+        <w:spacing w:after="80"/>
+      </w:pPr>
+      <w:r>
+        <w:rPr>
+          <w:sz w:val="22"/>
+          <w:szCs w:val="22"/>
+        </w:rPr>
+        <w:t xml:space="preserve">- ✅ GitHub OAuth App 配置完成</w:t>
+      </w:r>
+    </w:p>
+    <w:p>
+      <w:pPr>
+        <w:spacing w:after="80"/>
+      </w:pPr>
+      <w:r>
+        <w:rPr>
+          <w:sz w:val="22"/>
+          <w:szCs w:val="22"/>
+        </w:rPr>
+        <w:t xml:space="preserve">- ✅ Authorization Code 换取 Access Token 成功</w:t>
+      </w:r>
+    </w:p>
+    <w:p>
+      <w:pPr>
+        <w:spacing w:after="80"/>
+      </w:pPr>
+      <w:r>
+        <w:rPr>
+          <w:sz w:val="22"/>
+          <w:szCs w:val="22"/>
+        </w:rPr>
+        <w:t xml:space="preserve">- ✅ 用户信息获取（login、email、avatar_url）</w:t>
+      </w:r>
+    </w:p>
+    <w:p>
+      <w:pPr>
+        <w:spacing w:after="80"/>
+      </w:pPr>
+      <w:r>
+        <w:rPr>
+          <w:sz w:val="22"/>
+          <w:szCs w:val="22"/>
+        </w:rPr>
+        <w:t xml:space="preserve">- ⚠️ 问题：GitHub 的 refresh_token 需要单独请求（不自动返回）</w:t>
+      </w:r>
+    </w:p>
+    <w:p>
+      <w:pPr>
+        <w:spacing w:after="80"/>
+      </w:pPr>
+      <w:r>
+        <w:rPr>
+          <w:sz w:val="22"/>
+          <w:szCs w:val="22"/>
+        </w:rPr>
+        <w:t xml:space="preserve"/>
+      </w:r>
+    </w:p>
+    <w:p>
+      <w:pPr>
+        <w:spacing w:after="80"/>
+      </w:pPr>
+      <w:r>
+        <w:rPr>
+          <w:sz w:val="22"/>
+          <w:szCs w:val="22"/>
+        </w:rPr>
+        <w:t xml:space="preserve">前端联调（赵丽负责）：</w:t>
+      </w:r>
+    </w:p>
+    <w:p>
+      <w:pPr>
+        <w:spacing w:after="80"/>
+      </w:pPr>
+      <w:r>
+        <w:rPr>
+          <w:sz w:val="22"/>
+          <w:szCs w:val="22"/>
+        </w:rPr>
+        <w:t xml:space="preserve">- ✅ 登录按钮跳转正常</w:t>
+      </w:r>
+    </w:p>
+    <w:p>
+      <w:pPr>
+        <w:spacing w:after="80"/>
+      </w:pPr>
+      <w:r>
+        <w:rPr>
+          <w:sz w:val="22"/>
+          <w:szCs w:val="22"/>
+        </w:rPr>
+        <w:t xml:space="preserve">- ✅ 回调页面处理正常</w:t>
+      </w:r>
+    </w:p>
+    <w:p>
+      <w:pPr>
+        <w:spacing w:after="80"/>
+      </w:pPr>
+      <w:r>
+        <w:rPr>
+          <w:sz w:val="22"/>
+          <w:szCs w:val="22"/>
+        </w:rPr>
+        <w:t xml:space="preserve">- ✅ Token 存储和自动刷新正常</w:t>
+      </w:r>
+    </w:p>
+    <w:p>
+      <w:pPr>
+        <w:spacing w:after="80"/>
+      </w:pPr>
+      <w:r>
+        <w:rPr>
+          <w:sz w:val="22"/>
+          <w:szCs w:val="22"/>
+        </w:rPr>
+        <w:t xml:space="preserve">- ⚠️ 问题：Token 刷新时有竞态条件（发现 BUG-215）</w:t>
       </w:r>
     </w:p>
     <w:p>
@@ -244,43 +340,79 @@
           <w:sz w:val="26"/>
           <w:szCs w:val="26"/>
         </w:rPr>
-        <w:t xml:space="preserve">发现的问题 ⚠️</w:t>
-      </w:r>
-    </w:p>
-    <w:p>
-      <w:pPr>
-        <w:spacing w:after="80"/>
-      </w:pPr>
-      <w:r>
-        <w:rPr>
-          <w:sz w:val="22"/>
-          <w:szCs w:val="22"/>
-        </w:rPr>
-        <w:t xml:space="preserve">1. BUG-215: Token 刷新时偶尔出现 401 错误</w:t>
-      </w:r>
-    </w:p>
-    <w:p>
-      <w:pPr>
-        <w:spacing w:after="80"/>
-      </w:pPr>
-      <w:r>
-        <w:rPr>
-          <w:sz w:val="22"/>
-          <w:szCs w:val="22"/>
-        </w:rPr>
-        <w:t xml:space="preserve">   - 原因：Token 刷新请求和 API 请求同时发出，旧 Token 已失效但新 Token 还没返回</w:t>
-      </w:r>
-    </w:p>
-    <w:p>
-      <w:pPr>
-        <w:spacing w:after="80"/>
-      </w:pPr>
-      <w:r>
-        <w:rPr>
-          <w:sz w:val="22"/>
-          <w:szCs w:val="22"/>
-        </w:rPr>
-        <w:t xml:space="preserve">   - 解决方案：在 Token 刷新期间，将后续请求加入队列，等待新 Token</w:t>
+        <w:t xml:space="preserve">发现的问题</w:t>
+      </w:r>
+    </w:p>
+    <w:p>
+      <w:pPr>
+        <w:spacing w:after="80"/>
+      </w:pPr>
+      <w:r>
+        <w:rPr>
+          <w:sz w:val="22"/>
+          <w:szCs w:val="22"/>
+        </w:rPr>
+        <w:t xml:space="preserve">BUG-215: Token 刷新竞态条件</w:t>
+      </w:r>
+    </w:p>
+    <w:p>
+      <w:pPr>
+        <w:spacing w:after="80"/>
+      </w:pPr>
+      <w:r>
+        <w:rPr>
+          <w:sz w:val="22"/>
+          <w:szCs w:val="22"/>
+        </w:rPr>
+        <w:t xml:space="preserve">- 描述：多个请求同时检测到 Token 过期，同时发起刷新请求，导致只有一个成功，其他失败</w:t>
+      </w:r>
+    </w:p>
+    <w:p>
+      <w:pPr>
+        <w:spacing w:after="80"/>
+      </w:pPr>
+      <w:r>
+        <w:rPr>
+          <w:sz w:val="22"/>
+          <w:szCs w:val="22"/>
+        </w:rPr>
+        <w:t xml:space="preserve">- 影响：用户被踢出登录，需要重新登录</w:t>
+      </w:r>
+    </w:p>
+    <w:p>
+      <w:pPr>
+        <w:spacing w:after="80"/>
+      </w:pPr>
+      <w:r>
+        <w:rPr>
+          <w:sz w:val="22"/>
+          <w:szCs w:val="22"/>
+        </w:rPr>
+        <w:t xml:space="preserve">- 严重程度：高</w:t>
+      </w:r>
+    </w:p>
+    <w:p>
+      <w:pPr>
+        <w:spacing w:after="80"/>
+      </w:pPr>
+      <w:r>
+        <w:rPr>
+          <w:sz w:val="22"/>
+          <w:szCs w:val="22"/>
+        </w:rPr>
+        <w:t xml:space="preserve">- 负责人：刘伟</w:t>
+      </w:r>
+    </w:p>
+    <w:p>
+      <w:pPr>
+        <w:spacing w:after="80"/>
+      </w:pPr>
+      <w:r>
+        <w:rPr>
+          <w:sz w:val="22"/>
+          <w:szCs w:val="22"/>
+        </w:rPr>
+        <w:t xml:space="preserve">- 解决方案：使用 Promise 队列，第一个请求发起刷新，其他请求等待结果</w:t>
       </w:r>
     </w:p>
     <w:p>
@@ -304,31 +436,67 @@
           <w:sz w:val="22"/>
           <w:szCs w:val="22"/>
         </w:rPr>
-        <w:t xml:space="preserve">2. BUG-216: GitHub OAuth 回调偶尔超时</w:t>
-      </w:r>
-    </w:p>
-    <w:p>
-      <w:pPr>
-        <w:spacing w:after="80"/>
-      </w:pPr>
-      <w:r>
-        <w:rPr>
-          <w:sz w:val="22"/>
-          <w:szCs w:val="22"/>
-        </w:rPr>
-        <w:t xml:space="preserve">   - 原因：GitHub API 响应慢（&gt;5s）</w:t>
-      </w:r>
-    </w:p>
-    <w:p>
-      <w:pPr>
-        <w:spacing w:after="80"/>
-      </w:pPr>
-      <w:r>
-        <w:rPr>
-          <w:sz w:val="22"/>
-          <w:szCs w:val="22"/>
-        </w:rPr>
-        <w:t xml:space="preserve">   - 解决方案：增加超时时间到 10s，添加重试机制</w:t>
+        <w:t xml:space="preserve">BUG-216: GitHub OAuth 回调超时</w:t>
+      </w:r>
+    </w:p>
+    <w:p>
+      <w:pPr>
+        <w:spacing w:after="80"/>
+      </w:pPr>
+      <w:r>
+        <w:rPr>
+          <w:sz w:val="22"/>
+          <w:szCs w:val="22"/>
+        </w:rPr>
+        <w:t xml:space="preserve">- 描述：GitHub OAuth 回调偶尔超时（5 秒），可能是网络问题</w:t>
+      </w:r>
+    </w:p>
+    <w:p>
+      <w:pPr>
+        <w:spacing w:after="80"/>
+      </w:pPr>
+      <w:r>
+        <w:rPr>
+          <w:sz w:val="22"/>
+          <w:szCs w:val="22"/>
+        </w:rPr>
+        <w:t xml:space="preserve">- 影响：用户需要重试登录</w:t>
+      </w:r>
+    </w:p>
+    <w:p>
+      <w:pPr>
+        <w:spacing w:after="80"/>
+      </w:pPr>
+      <w:r>
+        <w:rPr>
+          <w:sz w:val="22"/>
+          <w:szCs w:val="22"/>
+        </w:rPr>
+        <w:t xml:space="preserve">- 严重程度：中</w:t>
+      </w:r>
+    </w:p>
+    <w:p>
+      <w:pPr>
+        <w:spacing w:after="80"/>
+      </w:pPr>
+      <w:r>
+        <w:rPr>
+          <w:sz w:val="22"/>
+          <w:szCs w:val="22"/>
+        </w:rPr>
+        <w:t xml:space="preserve">- 负责人：刘伟</w:t>
+      </w:r>
+    </w:p>
+    <w:p>
+      <w:pPr>
+        <w:spacing w:after="80"/>
+      </w:pPr>
+      <w:r>
+        <w:rPr>
+          <w:sz w:val="22"/>
+          <w:szCs w:val="22"/>
+        </w:rPr>
+        <w:t xml:space="preserve">- 解决方案：增加超时时间到 10 秒，增加重试机制</w:t>
       </w:r>
     </w:p>
     <w:p>
@@ -343,44 +511,856 @@
           <w:sz w:val="26"/>
           <w:szCs w:val="26"/>
         </w:rPr>
-        <w:t xml:space="preserve">下一步</w:t>
-      </w:r>
-    </w:p>
-    <w:p>
-      <w:pPr>
-        <w:spacing w:after="80"/>
-      </w:pPr>
-      <w:r>
-        <w:rPr>
-          <w:sz w:val="22"/>
-          <w:szCs w:val="22"/>
-        </w:rPr>
-        <w:t xml:space="preserve">- 陈强：修复 BUG-215（Token 刷新竞态）</w:t>
-      </w:r>
-    </w:p>
-    <w:p>
-      <w:pPr>
-        <w:spacing w:after="80"/>
-      </w:pPr>
-      <w:r>
-        <w:rPr>
-          <w:sz w:val="22"/>
-          <w:szCs w:val="22"/>
-        </w:rPr>
-        <w:t xml:space="preserve">- 刘伟：修复 BUG-216（GitHub OAuth 超时）</w:t>
-      </w:r>
-    </w:p>
-    <w:p>
-      <w:pPr>
-        <w:spacing w:after="80"/>
-      </w:pPr>
-      <w:r>
-        <w:rPr>
-          <w:sz w:val="22"/>
-          <w:szCs w:val="22"/>
-        </w:rPr>
-        <w:t xml:space="preserve">- 杨飞：完成 E2E 测试</w:t>
-      </w:r>
+        <w:t xml:space="preserve">修复方案讨论</w:t>
+      </w:r>
+    </w:p>
+    <w:p>
+      <w:pPr>
+        <w:spacing w:after="80"/>
+      </w:pPr>
+      <w:r>
+        <w:rPr>
+          <w:sz w:val="22"/>
+          <w:szCs w:val="22"/>
+        </w:rPr>
+        <w:t xml:space="preserve">BUG-215 修复方案（刘伟提出）：</w:t>
+      </w:r>
+    </w:p>
+    <w:p>
+      <w:pPr>
+        <w:spacing w:after="80"/>
+      </w:pPr>
+      <w:r>
+        <w:rPr>
+          <w:sz w:val="22"/>
+          <w:szCs w:val="22"/>
+        </w:rPr>
+        <w:t xml:space="preserve">- 使用 Promise 队列机制</w:t>
+      </w:r>
+    </w:p>
+    <w:p>
+      <w:pPr>
+        <w:spacing w:after="80"/>
+      </w:pPr>
+      <w:r>
+        <w:rPr>
+          <w:sz w:val="22"/>
+          <w:szCs w:val="22"/>
+        </w:rPr>
+        <w:t xml:space="preserve">- 第一个检测到过期的请求发起刷新，其他请求等待</w:t>
+      </w:r>
+    </w:p>
+    <w:p>
+      <w:pPr>
+        <w:spacing w:after="80"/>
+      </w:pPr>
+      <w:r>
+        <w:rPr>
+          <w:sz w:val="22"/>
+          <w:szCs w:val="22"/>
+        </w:rPr>
+        <w:t xml:space="preserve">- 刷新成功后，所有等待的请求自动重试</w:t>
+      </w:r>
+    </w:p>
+    <w:p>
+      <w:pPr>
+        <w:spacing w:after="80"/>
+      </w:pPr>
+      <w:r>
+        <w:rPr>
+          <w:sz w:val="22"/>
+          <w:szCs w:val="22"/>
+        </w:rPr>
+        <w:t xml:space="preserve">- 刷新失败后，所有等待的请求收到 401，跳转登录页</w:t>
+      </w:r>
+    </w:p>
+    <w:p>
+      <w:pPr>
+        <w:spacing w:after="80"/>
+      </w:pPr>
+      <w:r>
+        <w:rPr>
+          <w:sz w:val="22"/>
+          <w:szCs w:val="22"/>
+        </w:rPr>
+        <w:t xml:space="preserve">- 代码示例：</w:t>
+      </w:r>
+    </w:p>
+    <w:tbl>
+      <w:tblPr>
+        <w:tblW w:type="dxa" w:w="9000"/>
+        <w:tblBorders>
+          <w:top w:val="single" w:color="auto" w:sz="4"/>
+          <w:left w:val="single" w:color="auto" w:sz="4"/>
+          <w:bottom w:val="single" w:color="auto" w:sz="4"/>
+          <w:right w:val="single" w:color="auto" w:sz="4"/>
+          <w:insideH w:val="single" w:color="auto" w:sz="4"/>
+          <w:insideV w:val="single" w:color="auto" w:sz="4"/>
+        </w:tblBorders>
+      </w:tblPr>
+      <w:tblGrid>
+        <w:gridCol w:w="100"/>
+        <w:gridCol w:w="100"/>
+      </w:tblGrid>
+      <w:tr>
+        <w:tc>
+          <w:tcPr>
+            <w:tcW w:type="dxa" w:w="4500"/>
+            <w:tcBorders>
+              <w:top w:val="single" w:color="CCCCCC" w:sz="1"/>
+              <w:left w:val="single" w:color="CCCCCC" w:sz="1"/>
+              <w:bottom w:val="single" w:color="CCCCCC" w:sz="1"/>
+              <w:right w:val="single" w:color="CCCCCC" w:sz="1"/>
+            </w:tcBorders>
+            <w:shd w:color="E2E8F0" w:val="solid"/>
+          </w:tcPr>
+          <w:p>
+            <w:pPr>
+              <w:spacing w:after="40" w:before="40"/>
+            </w:pPr>
+            <w:r>
+              <w:rPr>
+                <w:b/>
+                <w:bCs/>
+                <w:sz w:val="20"/>
+                <w:szCs w:val="20"/>
+              </w:rPr>
+              <w:t xml:space="preserve">let refreshPromise: Promise&lt;string&gt;</w:t>
+            </w:r>
+          </w:p>
+        </w:tc>
+        <w:tc>
+          <w:tcPr>
+            <w:tcW w:type="dxa" w:w="4500"/>
+            <w:tcBorders>
+              <w:top w:val="single" w:color="CCCCCC" w:sz="1"/>
+              <w:left w:val="single" w:color="CCCCCC" w:sz="1"/>
+              <w:bottom w:val="single" w:color="CCCCCC" w:sz="1"/>
+              <w:right w:val="single" w:color="CCCCCC" w:sz="1"/>
+            </w:tcBorders>
+            <w:shd w:color="E2E8F0" w:val="solid"/>
+          </w:tcPr>
+          <w:p>
+            <w:pPr>
+              <w:spacing w:after="40" w:before="40"/>
+            </w:pPr>
+            <w:r>
+              <w:rPr>
+                <w:b/>
+                <w:bCs/>
+                <w:sz w:val="20"/>
+                <w:szCs w:val="20"/>
+              </w:rPr>
+              <w:t xml:space="preserve">null = null;</w:t>
+            </w:r>
+          </w:p>
+        </w:tc>
+      </w:tr>
+    </w:tbl>
+    <w:p>
+      <w:pPr>
+        <w:spacing w:after="100"/>
+      </w:pPr>
+    </w:p>
+    <w:p>
+      <w:pPr>
+        <w:spacing w:after="80"/>
+      </w:pPr>
+      <w:r>
+        <w:rPr>
+          <w:sz w:val="22"/>
+          <w:szCs w:val="22"/>
+        </w:rPr>
+        <w:t xml:space="preserve">  async function refreshToken() {</w:t>
+      </w:r>
+    </w:p>
+    <w:p>
+      <w:pPr>
+        <w:spacing w:after="80"/>
+      </w:pPr>
+      <w:r>
+        <w:rPr>
+          <w:sz w:val="22"/>
+          <w:szCs w:val="22"/>
+        </w:rPr>
+        <w:t xml:space="preserve">    if (refreshPromise) return refreshPromise;</w:t>
+      </w:r>
+    </w:p>
+    <w:p>
+      <w:pPr>
+        <w:spacing w:after="80"/>
+      </w:pPr>
+      <w:r>
+        <w:rPr>
+          <w:sz w:val="22"/>
+          <w:szCs w:val="22"/>
+        </w:rPr>
+        <w:t xml:space="preserve">    refreshPromise = doRefresh().finally(() =&gt; refreshPromise = null);</w:t>
+      </w:r>
+    </w:p>
+    <w:p>
+      <w:pPr>
+        <w:spacing w:after="80"/>
+      </w:pPr>
+      <w:r>
+        <w:rPr>
+          <w:sz w:val="22"/>
+          <w:szCs w:val="22"/>
+        </w:rPr>
+        <w:t xml:space="preserve">    return refreshPromise;</w:t>
+      </w:r>
+    </w:p>
+    <w:p>
+      <w:pPr>
+        <w:spacing w:after="80"/>
+      </w:pPr>
+      <w:r>
+        <w:rPr>
+          <w:sz w:val="22"/>
+          <w:szCs w:val="22"/>
+        </w:rPr>
+        <w:t xml:space="preserve">  }</w:t>
+      </w:r>
+    </w:p>
+    <w:p>
+      <w:pPr>
+        <w:spacing w:after="80"/>
+      </w:pPr>
+      <w:r>
+        <w:rPr>
+          <w:sz w:val="22"/>
+          <w:szCs w:val="22"/>
+        </w:rPr>
+        <w:t xml:space="preserve"/>
+      </w:r>
+    </w:p>
+    <w:p>
+      <w:pPr>
+        <w:spacing w:after="80"/>
+      </w:pPr>
+      <w:r>
+        <w:rPr>
+          <w:sz w:val="22"/>
+          <w:szCs w:val="22"/>
+        </w:rPr>
+        <w:t xml:space="preserve">BUG-216 修复方案（刘伟提出）：</w:t>
+      </w:r>
+    </w:p>
+    <w:p>
+      <w:pPr>
+        <w:spacing w:after="80"/>
+      </w:pPr>
+      <w:r>
+        <w:rPr>
+          <w:sz w:val="22"/>
+          <w:szCs w:val="22"/>
+        </w:rPr>
+        <w:t xml:space="preserve">- 增加超时时间从 5 秒到 10 秒</w:t>
+      </w:r>
+    </w:p>
+    <w:p>
+      <w:pPr>
+        <w:spacing w:after="80"/>
+      </w:pPr>
+      <w:r>
+        <w:rPr>
+          <w:sz w:val="22"/>
+          <w:szCs w:val="22"/>
+        </w:rPr>
+        <w:t xml:space="preserve">- 增加重试机制（最多 3 次，间隔 1 秒）</w:t>
+      </w:r>
+    </w:p>
+    <w:p>
+      <w:pPr>
+        <w:spacing w:after="80"/>
+      </w:pPr>
+      <w:r>
+        <w:rPr>
+          <w:sz w:val="22"/>
+          <w:szCs w:val="22"/>
+        </w:rPr>
+        <w:t xml:space="preserve">- 增加错误页面，显示重试按钮</w:t>
+      </w:r>
+    </w:p>
+    <w:p>
+      <w:pPr>
+        <w:pStyle w:val="Heading2"/>
+        <w:spacing w:after="150" w:before="300"/>
+      </w:pPr>
+      <w:r>
+        <w:rPr>
+          <w:b/>
+          <w:bCs/>
+          <w:sz w:val="26"/>
+          <w:szCs w:val="26"/>
+        </w:rPr>
+        <w:t xml:space="preserve">下一步计划</w:t>
+      </w:r>
+    </w:p>
+    <w:tbl>
+      <w:tblPr>
+        <w:tblW w:type="dxa" w:w="9000"/>
+        <w:tblBorders>
+          <w:top w:val="single" w:color="auto" w:sz="4"/>
+          <w:left w:val="single" w:color="auto" w:sz="4"/>
+          <w:bottom w:val="single" w:color="auto" w:sz="4"/>
+          <w:right w:val="single" w:color="auto" w:sz="4"/>
+          <w:insideH w:val="single" w:color="auto" w:sz="4"/>
+          <w:insideV w:val="single" w:color="auto" w:sz="4"/>
+        </w:tblBorders>
+      </w:tblPr>
+      <w:tblGrid>
+        <w:gridCol w:w="100"/>
+        <w:gridCol w:w="100"/>
+        <w:gridCol w:w="100"/>
+      </w:tblGrid>
+      <w:tr>
+        <w:tc>
+          <w:tcPr>
+            <w:tcW w:type="dxa" w:w="3000"/>
+            <w:tcBorders>
+              <w:top w:val="single" w:color="CCCCCC" w:sz="1"/>
+              <w:left w:val="single" w:color="CCCCCC" w:sz="1"/>
+              <w:bottom w:val="single" w:color="CCCCCC" w:sz="1"/>
+              <w:right w:val="single" w:color="CCCCCC" w:sz="1"/>
+            </w:tcBorders>
+            <w:shd w:color="E2E8F0" w:val="solid"/>
+          </w:tcPr>
+          <w:p>
+            <w:pPr>
+              <w:spacing w:after="40" w:before="40"/>
+            </w:pPr>
+            <w:r>
+              <w:rPr>
+                <w:b/>
+                <w:bCs/>
+                <w:sz w:val="20"/>
+                <w:szCs w:val="20"/>
+              </w:rPr>
+              <w:t xml:space="preserve">任务</w:t>
+            </w:r>
+          </w:p>
+        </w:tc>
+        <w:tc>
+          <w:tcPr>
+            <w:tcW w:type="dxa" w:w="3000"/>
+            <w:tcBorders>
+              <w:top w:val="single" w:color="CCCCCC" w:sz="1"/>
+              <w:left w:val="single" w:color="CCCCCC" w:sz="1"/>
+              <w:bottom w:val="single" w:color="CCCCCC" w:sz="1"/>
+              <w:right w:val="single" w:color="CCCCCC" w:sz="1"/>
+            </w:tcBorders>
+            <w:shd w:color="E2E8F0" w:val="solid"/>
+          </w:tcPr>
+          <w:p>
+            <w:pPr>
+              <w:spacing w:after="40" w:before="40"/>
+            </w:pPr>
+            <w:r>
+              <w:rPr>
+                <w:b/>
+                <w:bCs/>
+                <w:sz w:val="20"/>
+                <w:szCs w:val="20"/>
+              </w:rPr>
+              <w:t xml:space="preserve">负责人</w:t>
+            </w:r>
+          </w:p>
+        </w:tc>
+        <w:tc>
+          <w:tcPr>
+            <w:tcW w:type="dxa" w:w="3000"/>
+            <w:tcBorders>
+              <w:top w:val="single" w:color="CCCCCC" w:sz="1"/>
+              <w:left w:val="single" w:color="CCCCCC" w:sz="1"/>
+              <w:bottom w:val="single" w:color="CCCCCC" w:sz="1"/>
+              <w:right w:val="single" w:color="CCCCCC" w:sz="1"/>
+            </w:tcBorders>
+            <w:shd w:color="E2E8F0" w:val="solid"/>
+          </w:tcPr>
+          <w:p>
+            <w:pPr>
+              <w:spacing w:after="40" w:before="40"/>
+            </w:pPr>
+            <w:r>
+              <w:rPr>
+                <w:b/>
+                <w:bCs/>
+                <w:sz w:val="20"/>
+                <w:szCs w:val="20"/>
+              </w:rPr>
+              <w:t xml:space="preserve">截止日期</w:t>
+            </w:r>
+          </w:p>
+        </w:tc>
+      </w:tr>
+      <w:tr>
+        <w:tc>
+          <w:tcPr>
+            <w:tcW w:type="dxa" w:w="3000"/>
+            <w:tcBorders>
+              <w:top w:val="single" w:color="CCCCCC" w:sz="1"/>
+              <w:left w:val="single" w:color="CCCCCC" w:sz="1"/>
+              <w:bottom w:val="single" w:color="CCCCCC" w:sz="1"/>
+              <w:right w:val="single" w:color="CCCCCC" w:sz="1"/>
+            </w:tcBorders>
+          </w:tcPr>
+          <w:p>
+            <w:pPr>
+              <w:spacing w:after="40" w:before="40"/>
+            </w:pPr>
+            <w:r>
+              <w:rPr>
+                <w:b w:val="false"/>
+                <w:bCs w:val="false"/>
+                <w:sz w:val="20"/>
+                <w:szCs w:val="20"/>
+              </w:rPr>
+              <w:t xml:space="preserve">修复 BUG-215 Token 刷新竞态</w:t>
+            </w:r>
+          </w:p>
+        </w:tc>
+        <w:tc>
+          <w:tcPr>
+            <w:tcW w:type="dxa" w:w="3000"/>
+            <w:tcBorders>
+              <w:top w:val="single" w:color="CCCCCC" w:sz="1"/>
+              <w:left w:val="single" w:color="CCCCCC" w:sz="1"/>
+              <w:bottom w:val="single" w:color="CCCCCC" w:sz="1"/>
+              <w:right w:val="single" w:color="CCCCCC" w:sz="1"/>
+            </w:tcBorders>
+          </w:tcPr>
+          <w:p>
+            <w:pPr>
+              <w:spacing w:after="40" w:before="40"/>
+            </w:pPr>
+            <w:r>
+              <w:rPr>
+                <w:b w:val="false"/>
+                <w:bCs w:val="false"/>
+                <w:sz w:val="20"/>
+                <w:szCs w:val="20"/>
+              </w:rPr>
+              <w:t xml:space="preserve">刘伟</w:t>
+            </w:r>
+          </w:p>
+        </w:tc>
+        <w:tc>
+          <w:tcPr>
+            <w:tcW w:type="dxa" w:w="3000"/>
+            <w:tcBorders>
+              <w:top w:val="single" w:color="CCCCCC" w:sz="1"/>
+              <w:left w:val="single" w:color="CCCCCC" w:sz="1"/>
+              <w:bottom w:val="single" w:color="CCCCCC" w:sz="1"/>
+              <w:right w:val="single" w:color="CCCCCC" w:sz="1"/>
+            </w:tcBorders>
+          </w:tcPr>
+          <w:p>
+            <w:pPr>
+              <w:spacing w:after="40" w:before="40"/>
+            </w:pPr>
+            <w:r>
+              <w:rPr>
+                <w:b w:val="false"/>
+                <w:bCs w:val="false"/>
+                <w:sz w:val="20"/>
+                <w:szCs w:val="20"/>
+              </w:rPr>
+              <w:t xml:space="preserve">周五</w:t>
+            </w:r>
+          </w:p>
+        </w:tc>
+      </w:tr>
+      <w:tr>
+        <w:tc>
+          <w:tcPr>
+            <w:tcW w:type="dxa" w:w="3000"/>
+            <w:tcBorders>
+              <w:top w:val="single" w:color="CCCCCC" w:sz="1"/>
+              <w:left w:val="single" w:color="CCCCCC" w:sz="1"/>
+              <w:bottom w:val="single" w:color="CCCCCC" w:sz="1"/>
+              <w:right w:val="single" w:color="CCCCCC" w:sz="1"/>
+            </w:tcBorders>
+          </w:tcPr>
+          <w:p>
+            <w:pPr>
+              <w:spacing w:after="40" w:before="40"/>
+            </w:pPr>
+            <w:r>
+              <w:rPr>
+                <w:b w:val="false"/>
+                <w:bCs w:val="false"/>
+                <w:sz w:val="20"/>
+                <w:szCs w:val="20"/>
+              </w:rPr>
+              <w:t xml:space="preserve">修复 BUG-216 GitHub OAuth 超时</w:t>
+            </w:r>
+          </w:p>
+        </w:tc>
+        <w:tc>
+          <w:tcPr>
+            <w:tcW w:type="dxa" w:w="3000"/>
+            <w:tcBorders>
+              <w:top w:val="single" w:color="CCCCCC" w:sz="1"/>
+              <w:left w:val="single" w:color="CCCCCC" w:sz="1"/>
+              <w:bottom w:val="single" w:color="CCCCCC" w:sz="1"/>
+              <w:right w:val="single" w:color="CCCCCC" w:sz="1"/>
+            </w:tcBorders>
+          </w:tcPr>
+          <w:p>
+            <w:pPr>
+              <w:spacing w:after="40" w:before="40"/>
+            </w:pPr>
+            <w:r>
+              <w:rPr>
+                <w:b w:val="false"/>
+                <w:bCs w:val="false"/>
+                <w:sz w:val="20"/>
+                <w:szCs w:val="20"/>
+              </w:rPr>
+              <w:t xml:space="preserve">刘伟</w:t>
+            </w:r>
+          </w:p>
+        </w:tc>
+        <w:tc>
+          <w:tcPr>
+            <w:tcW w:type="dxa" w:w="3000"/>
+            <w:tcBorders>
+              <w:top w:val="single" w:color="CCCCCC" w:sz="1"/>
+              <w:left w:val="single" w:color="CCCCCC" w:sz="1"/>
+              <w:bottom w:val="single" w:color="CCCCCC" w:sz="1"/>
+              <w:right w:val="single" w:color="CCCCCC" w:sz="1"/>
+            </w:tcBorders>
+          </w:tcPr>
+          <w:p>
+            <w:pPr>
+              <w:spacing w:after="40" w:before="40"/>
+            </w:pPr>
+            <w:r>
+              <w:rPr>
+                <w:b w:val="false"/>
+                <w:bCs w:val="false"/>
+                <w:sz w:val="20"/>
+                <w:szCs w:val="20"/>
+              </w:rPr>
+              <w:t xml:space="preserve">周五</w:t>
+            </w:r>
+          </w:p>
+        </w:tc>
+      </w:tr>
+      <w:tr>
+        <w:tc>
+          <w:tcPr>
+            <w:tcW w:type="dxa" w:w="3000"/>
+            <w:tcBorders>
+              <w:top w:val="single" w:color="CCCCCC" w:sz="1"/>
+              <w:left w:val="single" w:color="CCCCCC" w:sz="1"/>
+              <w:bottom w:val="single" w:color="CCCCCC" w:sz="1"/>
+              <w:right w:val="single" w:color="CCCCCC" w:sz="1"/>
+            </w:tcBorders>
+          </w:tcPr>
+          <w:p>
+            <w:pPr>
+              <w:spacing w:after="40" w:before="40"/>
+            </w:pPr>
+            <w:r>
+              <w:rPr>
+                <w:b w:val="false"/>
+                <w:bCs w:val="false"/>
+                <w:sz w:val="20"/>
+                <w:szCs w:val="20"/>
+              </w:rPr>
+              <w:t xml:space="preserve">完成 E2E 测试（28 个用例）</w:t>
+            </w:r>
+          </w:p>
+        </w:tc>
+        <w:tc>
+          <w:tcPr>
+            <w:tcW w:type="dxa" w:w="3000"/>
+            <w:tcBorders>
+              <w:top w:val="single" w:color="CCCCCC" w:sz="1"/>
+              <w:left w:val="single" w:color="CCCCCC" w:sz="1"/>
+              <w:bottom w:val="single" w:color="CCCCCC" w:sz="1"/>
+              <w:right w:val="single" w:color="CCCCCC" w:sz="1"/>
+            </w:tcBorders>
+          </w:tcPr>
+          <w:p>
+            <w:pPr>
+              <w:spacing w:after="40" w:before="40"/>
+            </w:pPr>
+            <w:r>
+              <w:rPr>
+                <w:b w:val="false"/>
+                <w:bCs w:val="false"/>
+                <w:sz w:val="20"/>
+                <w:szCs w:val="20"/>
+              </w:rPr>
+              <w:t xml:space="preserve">杨飞</w:t>
+            </w:r>
+          </w:p>
+        </w:tc>
+        <w:tc>
+          <w:tcPr>
+            <w:tcW w:type="dxa" w:w="3000"/>
+            <w:tcBorders>
+              <w:top w:val="single" w:color="CCCCCC" w:sz="1"/>
+              <w:left w:val="single" w:color="CCCCCC" w:sz="1"/>
+              <w:bottom w:val="single" w:color="CCCCCC" w:sz="1"/>
+              <w:right w:val="single" w:color="CCCCCC" w:sz="1"/>
+            </w:tcBorders>
+          </w:tcPr>
+          <w:p>
+            <w:pPr>
+              <w:spacing w:after="40" w:before="40"/>
+            </w:pPr>
+            <w:r>
+              <w:rPr>
+                <w:b w:val="false"/>
+                <w:bCs w:val="false"/>
+                <w:sz w:val="20"/>
+                <w:szCs w:val="20"/>
+              </w:rPr>
+              <w:t xml:space="preserve">周五</w:t>
+            </w:r>
+          </w:p>
+        </w:tc>
+      </w:tr>
+      <w:tr>
+        <w:tc>
+          <w:tcPr>
+            <w:tcW w:type="dxa" w:w="3000"/>
+            <w:tcBorders>
+              <w:top w:val="single" w:color="CCCCCC" w:sz="1"/>
+              <w:left w:val="single" w:color="CCCCCC" w:sz="1"/>
+              <w:bottom w:val="single" w:color="CCCCCC" w:sz="1"/>
+              <w:right w:val="single" w:color="CCCCCC" w:sz="1"/>
+            </w:tcBorders>
+          </w:tcPr>
+          <w:p>
+            <w:pPr>
+              <w:spacing w:after="40" w:before="40"/>
+            </w:pPr>
+            <w:r>
+              <w:rPr>
+                <w:b w:val="false"/>
+                <w:bCs w:val="false"/>
+                <w:sz w:val="20"/>
+                <w:szCs w:val="20"/>
+              </w:rPr>
+              <w:t xml:space="preserve">前端 Token 管理组件完善</w:t>
+            </w:r>
+          </w:p>
+        </w:tc>
+        <w:tc>
+          <w:tcPr>
+            <w:tcW w:type="dxa" w:w="3000"/>
+            <w:tcBorders>
+              <w:top w:val="single" w:color="CCCCCC" w:sz="1"/>
+              <w:left w:val="single" w:color="CCCCCC" w:sz="1"/>
+              <w:bottom w:val="single" w:color="CCCCCC" w:sz="1"/>
+              <w:right w:val="single" w:color="CCCCCC" w:sz="1"/>
+            </w:tcBorders>
+          </w:tcPr>
+          <w:p>
+            <w:pPr>
+              <w:spacing w:after="40" w:before="40"/>
+            </w:pPr>
+            <w:r>
+              <w:rPr>
+                <w:b w:val="false"/>
+                <w:bCs w:val="false"/>
+                <w:sz w:val="20"/>
+                <w:szCs w:val="20"/>
+              </w:rPr>
+              <w:t xml:space="preserve">赵丽</w:t>
+            </w:r>
+          </w:p>
+        </w:tc>
+        <w:tc>
+          <w:tcPr>
+            <w:tcW w:type="dxa" w:w="3000"/>
+            <w:tcBorders>
+              <w:top w:val="single" w:color="CCCCCC" w:sz="1"/>
+              <w:left w:val="single" w:color="CCCCCC" w:sz="1"/>
+              <w:bottom w:val="single" w:color="CCCCCC" w:sz="1"/>
+              <w:right w:val="single" w:color="CCCCCC" w:sz="1"/>
+            </w:tcBorders>
+          </w:tcPr>
+          <w:p>
+            <w:pPr>
+              <w:spacing w:after="40" w:before="40"/>
+            </w:pPr>
+            <w:r>
+              <w:rPr>
+                <w:b w:val="false"/>
+                <w:bCs w:val="false"/>
+                <w:sz w:val="20"/>
+                <w:szCs w:val="20"/>
+              </w:rPr>
+              <w:t xml:space="preserve">周五</w:t>
+            </w:r>
+          </w:p>
+        </w:tc>
+      </w:tr>
+      <w:tr>
+        <w:tc>
+          <w:tcPr>
+            <w:tcW w:type="dxa" w:w="3000"/>
+            <w:tcBorders>
+              <w:top w:val="single" w:color="CCCCCC" w:sz="1"/>
+              <w:left w:val="single" w:color="CCCCCC" w:sz="1"/>
+              <w:bottom w:val="single" w:color="CCCCCC" w:sz="1"/>
+              <w:right w:val="single" w:color="CCCCCC" w:sz="1"/>
+            </w:tcBorders>
+          </w:tcPr>
+          <w:p>
+            <w:pPr>
+              <w:spacing w:after="40" w:before="40"/>
+            </w:pPr>
+            <w:r>
+              <w:rPr>
+                <w:b w:val="false"/>
+                <w:bCs w:val="false"/>
+                <w:sz w:val="20"/>
+                <w:szCs w:val="20"/>
+              </w:rPr>
+              <w:t xml:space="preserve">安全评审（CSRF、XSS、Rate Limiting）</w:t>
+            </w:r>
+          </w:p>
+        </w:tc>
+        <w:tc>
+          <w:tcPr>
+            <w:tcW w:type="dxa" w:w="3000"/>
+            <w:tcBorders>
+              <w:top w:val="single" w:color="CCCCCC" w:sz="1"/>
+              <w:left w:val="single" w:color="CCCCCC" w:sz="1"/>
+              <w:bottom w:val="single" w:color="CCCCCC" w:sz="1"/>
+              <w:right w:val="single" w:color="CCCCCC" w:sz="1"/>
+            </w:tcBorders>
+          </w:tcPr>
+          <w:p>
+            <w:pPr>
+              <w:spacing w:after="40" w:before="40"/>
+            </w:pPr>
+            <w:r>
+              <w:rPr>
+                <w:b w:val="false"/>
+                <w:bCs w:val="false"/>
+                <w:sz w:val="20"/>
+                <w:szCs w:val="20"/>
+              </w:rPr>
+              <w:t xml:space="preserve">陈强</w:t>
+            </w:r>
+          </w:p>
+        </w:tc>
+        <w:tc>
+          <w:tcPr>
+            <w:tcW w:type="dxa" w:w="3000"/>
+            <w:tcBorders>
+              <w:top w:val="single" w:color="CCCCCC" w:sz="1"/>
+              <w:left w:val="single" w:color="CCCCCC" w:sz="1"/>
+              <w:bottom w:val="single" w:color="CCCCCC" w:sz="1"/>
+              <w:right w:val="single" w:color="CCCCCC" w:sz="1"/>
+            </w:tcBorders>
+          </w:tcPr>
+          <w:p>
+            <w:pPr>
+              <w:spacing w:after="40" w:before="40"/>
+            </w:pPr>
+            <w:r>
+              <w:rPr>
+                <w:b w:val="false"/>
+                <w:bCs w:val="false"/>
+                <w:sz w:val="20"/>
+                <w:szCs w:val="20"/>
+              </w:rPr>
+              <w:t xml:space="preserve">周五</w:t>
+            </w:r>
+          </w:p>
+        </w:tc>
+      </w:tr>
+      <w:tr>
+        <w:tc>
+          <w:tcPr>
+            <w:tcW w:type="dxa" w:w="3000"/>
+            <w:tcBorders>
+              <w:top w:val="single" w:color="CCCCCC" w:sz="1"/>
+              <w:left w:val="single" w:color="CCCCCC" w:sz="1"/>
+              <w:bottom w:val="single" w:color="CCCCCC" w:sz="1"/>
+              <w:right w:val="single" w:color="CCCCCC" w:sz="1"/>
+            </w:tcBorders>
+          </w:tcPr>
+          <w:p>
+            <w:pPr>
+              <w:spacing w:after="40" w:before="40"/>
+            </w:pPr>
+            <w:r>
+              <w:rPr>
+                <w:b w:val="false"/>
+                <w:bCs w:val="false"/>
+                <w:sz w:val="20"/>
+                <w:szCs w:val="20"/>
+              </w:rPr>
+              <w:t xml:space="preserve">支付系统技术方案初稿</w:t>
+            </w:r>
+          </w:p>
+        </w:tc>
+        <w:tc>
+          <w:tcPr>
+            <w:tcW w:type="dxa" w:w="3000"/>
+            <w:tcBorders>
+              <w:top w:val="single" w:color="CCCCCC" w:sz="1"/>
+              <w:left w:val="single" w:color="CCCCCC" w:sz="1"/>
+              <w:bottom w:val="single" w:color="CCCCCC" w:sz="1"/>
+              <w:right w:val="single" w:color="CCCCCC" w:sz="1"/>
+            </w:tcBorders>
+          </w:tcPr>
+          <w:p>
+            <w:pPr>
+              <w:spacing w:after="40" w:before="40"/>
+            </w:pPr>
+            <w:r>
+              <w:rPr>
+                <w:b w:val="false"/>
+                <w:bCs w:val="false"/>
+                <w:sz w:val="20"/>
+                <w:szCs w:val="20"/>
+              </w:rPr>
+              <w:t xml:space="preserve">陈强、刘伟</w:t>
+            </w:r>
+          </w:p>
+        </w:tc>
+        <w:tc>
+          <w:tcPr>
+            <w:tcW w:type="dxa" w:w="3000"/>
+            <w:tcBorders>
+              <w:top w:val="single" w:color="CCCCCC" w:sz="1"/>
+              <w:left w:val="single" w:color="CCCCCC" w:sz="1"/>
+              <w:bottom w:val="single" w:color="CCCCCC" w:sz="1"/>
+              <w:right w:val="single" w:color="CCCCCC" w:sz="1"/>
+            </w:tcBorders>
+          </w:tcPr>
+          <w:p>
+            <w:pPr>
+              <w:spacing w:after="40" w:before="40"/>
+            </w:pPr>
+            <w:r>
+              <w:rPr>
+                <w:b w:val="false"/>
+                <w:bCs w:val="false"/>
+                <w:sz w:val="20"/>
+                <w:szCs w:val="20"/>
+              </w:rPr>
+              <w:t xml:space="preserve">周五</w:t>
+            </w:r>
+          </w:p>
+        </w:tc>
+      </w:tr>
+    </w:tbl>
+    <w:p>
+      <w:pPr>
+        <w:spacing w:after="100"/>
+      </w:pPr>
     </w:p>
     <w:sectPr>
       <w:pgSz w:w="11906" w:h="16838" w:orient="portrait"/>
